--- a/content/blog/razgovornik-turista.VK.docx
+++ b/content/blog/razgovornik-turista.VK.docx
@@ -502,7 +502,7 @@
           <w:color w:val="5A4F45"/>
           <w:sz w:val="23"/>
         </w:rPr>
-        <w:t xml:space="preserve"> — и поездка станет заметно дружелюбнее.</w:t>
+        <w:t xml:space="preserve"> — и эти полезные фразы сделают поездку заметно дружелюбнее.</w:t>
       </w:r>
     </w:p>
     <w:p>
@@ -515,7 +515,7 @@
           <w:color w:val="2C2420"/>
           <w:sz w:val="23"/>
         </w:rPr>
-        <w:t>Вот и весь мини-разговорник: 20 полезных фраз, с которыми не страшно ехать в Китай без языка. Сохраните эту подборку в закладки — а если захочется понимать больше пары фраз, это отличный повод начать учить китайский всерьёз.</w:t>
+        <w:t>Вот и весь китайский разговорник: 20 полезных фраз, с которыми не страшно ехать в Китай без языка. Сохраните эти фразы на китайском для туристов в закладки — а понимать больше пары фраз захочется само собой, и это отличный повод взяться за китайский всерьёз.</w:t>
       </w:r>
     </w:p>
     <w:p>
